--- a/Taylor/React Node Rust Web3/Taylor Pentz.docx
+++ b/Taylor/React Node Rust Web3/Taylor Pentz.docx
@@ -10,8 +10,9 @@
         <w:jc w:val="center"/>
         <w:rPr>
           <w:rFonts w:ascii="Times New Roman" w:eastAsia="Times New Roman" w:hAnsi="Times New Roman" w:cs="Times New Roman"/>
-          <w:sz w:val="24"/>
-          <w:szCs w:val="24"/>
+          <w:sz w:val="28"/>
+          <w:szCs w:val="24"/>
+          <w:u w:val="single"/>
         </w:rPr>
       </w:pPr>
       <w:r>
@@ -84,28 +85,30 @@
           <w:sz w:val="24"/>
           <w:szCs w:val="24"/>
         </w:rPr>
-        <w:t xml:space="preserve"> | 1601 Larkin, High Point, NC | +1 8042860439</w:t>
-      </w:r>
-    </w:p>
-    <w:p>
-      <w:pPr>
-        <w:shd w:val="clear" w:color="auto" w:fill="DBE5F1" w:themeFill="accent1" w:themeFillTint="33"/>
-        <w:spacing w:after="0" w:line="240" w:lineRule="auto"/>
-        <w:contextualSpacing/>
-        <w:jc w:val="center"/>
-        <w:rPr>
-          <w:rFonts w:ascii="Times New Roman" w:eastAsia="Times New Roman" w:hAnsi="Times New Roman" w:cs="Times New Roman"/>
-          <w:sz w:val="28"/>
-          <w:szCs w:val="24"/>
-          <w:u w:val="single"/>
-        </w:rPr>
-      </w:pPr>
+        <w:t xml:space="preserve"> | 1601 Larkin, High Point, NC | </w:t>
+      </w:r>
+      <w:r>
+        <w:rPr>
+          <w:rFonts w:ascii="Times New Roman" w:eastAsia="Times New Roman" w:hAnsi="Times New Roman" w:cs="Times New Roman"/>
+          <w:sz w:val="24"/>
+          <w:szCs w:val="24"/>
+        </w:rPr>
+        <w:t>+1 (980) 981-4522</w:t>
+      </w:r>
+      <w:r>
+        <w:rPr>
+          <w:rFonts w:ascii="Times New Roman" w:eastAsia="Times New Roman" w:hAnsi="Times New Roman" w:cs="Times New Roman"/>
+          <w:sz w:val="24"/>
+          <w:szCs w:val="24"/>
+        </w:rPr>
+        <w:t xml:space="preserve"> </w:t>
+      </w:r>
       <w:r>
         <w:rPr>
           <w:rFonts w:ascii="Times New Roman" w:hAnsi="Times New Roman" w:cs="Times New Roman"/>
           <w:sz w:val="24"/>
         </w:rPr>
-        <w:t>https://www.linkedin.com/in/taylor-pentz-698a98381/</w:t>
+        <w:t>https://www.linkedin.com/in/taylor-pentz-10a92a3aa</w:t>
       </w:r>
       <w:bookmarkStart w:id="0" w:name="_GoBack"/>
       <w:bookmarkEnd w:id="0"/>
@@ -7389,7 +7392,7 @@
 </file>
 
 <file path=customXml/itemProps1.xml><?xml version="1.0" encoding="utf-8"?>
-<ds:datastoreItem xmlns:ds="http://schemas.openxmlformats.org/officeDocument/2006/customXml" ds:itemID="{04B8C3FD-8610-4F69-A906-7D92C7E11D60}">
+<ds:datastoreItem xmlns:ds="http://schemas.openxmlformats.org/officeDocument/2006/customXml" ds:itemID="{225ED0A0-DF19-48E8-9781-237846037D35}">
   <ds:schemaRefs>
     <ds:schemaRef ds:uri="http://schemas.openxmlformats.org/officeDocument/2006/bibliography"/>
   </ds:schemaRefs>

--- a/Taylor/React Node Rust Web3/Taylor Pentz.docx
+++ b/Taylor/React Node Rust Web3/Taylor Pentz.docx
@@ -108,10 +108,8 @@
           <w:rFonts w:ascii="Times New Roman" w:hAnsi="Times New Roman" w:cs="Times New Roman"/>
           <w:sz w:val="24"/>
         </w:rPr>
-        <w:t>https://www.linkedin.com/in/taylor-pentz-10a92a3aa</w:t>
-      </w:r>
-      <w:bookmarkStart w:id="0" w:name="_GoBack"/>
-      <w:bookmarkEnd w:id="0"/>
+        <w:t>https://www.linkedin.com/in/taylor-p-b0389a3ba</w:t>
+      </w:r>
     </w:p>
     <w:p>
       <w:pPr>
@@ -149,6 +147,8 @@
         </w:rPr>
         <w:t>Professional Summary</w:t>
       </w:r>
+      <w:bookmarkStart w:id="0" w:name="_GoBack"/>
+      <w:bookmarkEnd w:id="0"/>
     </w:p>
     <w:p>
       <w:pPr>
@@ -229,25 +229,7 @@
           <w:sz w:val="24"/>
           <w:szCs w:val="24"/>
         </w:rPr>
-        <w:t xml:space="preserve">, Node.js, </w:t>
-      </w:r>
-      <w:proofErr w:type="spellStart"/>
-      <w:r>
-        <w:rPr>
-          <w:rFonts w:asciiTheme="majorBidi" w:hAnsiTheme="majorBidi" w:cstheme="majorBidi"/>
-          <w:sz w:val="24"/>
-          <w:szCs w:val="24"/>
-        </w:rPr>
-        <w:t>PostgreSQL</w:t>
-      </w:r>
-      <w:proofErr w:type="spellEnd"/>
-      <w:r>
-        <w:rPr>
-          <w:rFonts w:asciiTheme="majorBidi" w:hAnsiTheme="majorBidi" w:cstheme="majorBidi"/>
-          <w:sz w:val="24"/>
-          <w:szCs w:val="24"/>
-        </w:rPr>
-        <w:t xml:space="preserve">, </w:t>
+        <w:t xml:space="preserve">, Node.js, PostgreSQL, </w:t>
       </w:r>
       <w:proofErr w:type="spellStart"/>
       <w:r>
@@ -377,25 +359,7 @@
           <w:sz w:val="24"/>
           <w:szCs w:val="24"/>
         </w:rPr>
-        <w:t xml:space="preserve"> React, Next.js, </w:t>
-      </w:r>
-      <w:proofErr w:type="spellStart"/>
-      <w:r>
-        <w:rPr>
-          <w:rFonts w:ascii="Times New Roman" w:eastAsia="Times New Roman" w:hAnsi="Times New Roman" w:cs="Times New Roman"/>
-          <w:sz w:val="24"/>
-          <w:szCs w:val="24"/>
-        </w:rPr>
-        <w:t>Redux</w:t>
-      </w:r>
-      <w:proofErr w:type="spellEnd"/>
-      <w:r>
-        <w:rPr>
-          <w:rFonts w:ascii="Times New Roman" w:eastAsia="Times New Roman" w:hAnsi="Times New Roman" w:cs="Times New Roman"/>
-          <w:sz w:val="24"/>
-          <w:szCs w:val="24"/>
-        </w:rPr>
-        <w:t>, Tailwind, Web3.js, Ethers.js</w:t>
+        <w:t xml:space="preserve"> React, Next.js, Redux, Tailwind, Web3.js, Ethers.js</w:t>
       </w:r>
     </w:p>
     <w:p>
@@ -446,7 +410,7 @@
           <w:sz w:val="24"/>
           <w:szCs w:val="24"/>
         </w:rPr>
-        <w:t xml:space="preserve">, </w:t>
+        <w:t xml:space="preserve">, RESTful APIs, </w:t>
       </w:r>
       <w:proofErr w:type="spellStart"/>
       <w:r>
@@ -455,7 +419,7 @@
           <w:sz w:val="24"/>
           <w:szCs w:val="24"/>
         </w:rPr>
-        <w:t>RESTful</w:t>
+        <w:t>Redis</w:t>
       </w:r>
       <w:proofErr w:type="spellEnd"/>
       <w:r>
@@ -464,54 +428,8 @@
           <w:sz w:val="24"/>
           <w:szCs w:val="24"/>
         </w:rPr>
-        <w:t xml:space="preserve"> APIs, </w:t>
-      </w:r>
-      <w:proofErr w:type="spellStart"/>
-      <w:r>
-        <w:rPr>
-          <w:rFonts w:ascii="Times New Roman" w:eastAsia="Times New Roman" w:hAnsi="Times New Roman" w:cs="Times New Roman"/>
-          <w:sz w:val="24"/>
-          <w:szCs w:val="24"/>
-        </w:rPr>
-        <w:t>Redis</w:t>
-      </w:r>
-      <w:proofErr w:type="spellEnd"/>
-      <w:r>
-        <w:rPr>
-          <w:rFonts w:ascii="Times New Roman" w:eastAsia="Times New Roman" w:hAnsi="Times New Roman" w:cs="Times New Roman"/>
-          <w:sz w:val="24"/>
-          <w:szCs w:val="24"/>
-        </w:rPr>
-        <w:t xml:space="preserve">, </w:t>
-      </w:r>
-      <w:proofErr w:type="spellStart"/>
-      <w:r>
-        <w:rPr>
-          <w:rFonts w:ascii="Times New Roman" w:eastAsia="Times New Roman" w:hAnsi="Times New Roman" w:cs="Times New Roman"/>
-          <w:sz w:val="24"/>
-          <w:szCs w:val="24"/>
-        </w:rPr>
-        <w:t>PostgreSQL</w:t>
-      </w:r>
-      <w:proofErr w:type="spellEnd"/>
-      <w:r>
-        <w:rPr>
-          <w:rFonts w:ascii="Times New Roman" w:eastAsia="Times New Roman" w:hAnsi="Times New Roman" w:cs="Times New Roman"/>
-          <w:sz w:val="24"/>
-          <w:szCs w:val="24"/>
-        </w:rPr>
-        <w:t xml:space="preserve">, </w:t>
-      </w:r>
-      <w:proofErr w:type="spellStart"/>
-      <w:r>
-        <w:rPr>
-          <w:rFonts w:ascii="Times New Roman" w:eastAsia="Times New Roman" w:hAnsi="Times New Roman" w:cs="Times New Roman"/>
-          <w:sz w:val="24"/>
-          <w:szCs w:val="24"/>
-        </w:rPr>
-        <w:t>MongoDB</w:t>
-      </w:r>
-      <w:proofErr w:type="spellEnd"/>
+        <w:t>, PostgreSQL, MongoDB</w:t>
+      </w:r>
     </w:p>
     <w:p>
       <w:pPr>
@@ -624,43 +542,7 @@
           <w:sz w:val="24"/>
           <w:szCs w:val="24"/>
         </w:rPr>
-        <w:t xml:space="preserve"> </w:t>
-      </w:r>
-      <w:proofErr w:type="spellStart"/>
-      <w:r>
-        <w:rPr>
-          <w:rFonts w:ascii="Times New Roman" w:eastAsia="Times New Roman" w:hAnsi="Times New Roman" w:cs="Times New Roman"/>
-          <w:sz w:val="24"/>
-          <w:szCs w:val="24"/>
-        </w:rPr>
-        <w:t>Docker</w:t>
-      </w:r>
-      <w:proofErr w:type="spellEnd"/>
-      <w:r>
-        <w:rPr>
-          <w:rFonts w:ascii="Times New Roman" w:eastAsia="Times New Roman" w:hAnsi="Times New Roman" w:cs="Times New Roman"/>
-          <w:sz w:val="24"/>
-          <w:szCs w:val="24"/>
-        </w:rPr>
-        <w:t xml:space="preserve">, </w:t>
-      </w:r>
-      <w:proofErr w:type="spellStart"/>
-      <w:r>
-        <w:rPr>
-          <w:rFonts w:ascii="Times New Roman" w:eastAsia="Times New Roman" w:hAnsi="Times New Roman" w:cs="Times New Roman"/>
-          <w:sz w:val="24"/>
-          <w:szCs w:val="24"/>
-        </w:rPr>
-        <w:t>GitHub</w:t>
-      </w:r>
-      <w:proofErr w:type="spellEnd"/>
-      <w:r>
-        <w:rPr>
-          <w:rFonts w:ascii="Times New Roman" w:eastAsia="Times New Roman" w:hAnsi="Times New Roman" w:cs="Times New Roman"/>
-          <w:sz w:val="24"/>
-          <w:szCs w:val="24"/>
-        </w:rPr>
-        <w:t xml:space="preserve"> Actions, CI/CD pipelines, AWS, GCP, Azure</w:t>
+        <w:t xml:space="preserve"> Docker, GitHub Actions, CI/CD pipelines, AWS, GCP, Azure</w:t>
       </w:r>
     </w:p>
     <w:p>
@@ -685,29 +567,7 @@
           <w:sz w:val="24"/>
           <w:szCs w:val="24"/>
         </w:rPr>
-        <w:t xml:space="preserve">Testing &amp; </w:t>
-      </w:r>
-      <w:proofErr w:type="spellStart"/>
-      <w:r>
-        <w:rPr>
-          <w:rFonts w:ascii="Times New Roman" w:eastAsia="Times New Roman" w:hAnsi="Times New Roman" w:cs="Times New Roman"/>
-          <w:b/>
-          <w:bCs/>
-          <w:sz w:val="24"/>
-          <w:szCs w:val="24"/>
-        </w:rPr>
-        <w:t>DevOps</w:t>
-      </w:r>
-      <w:proofErr w:type="spellEnd"/>
-      <w:r>
-        <w:rPr>
-          <w:rFonts w:ascii="Times New Roman" w:eastAsia="Times New Roman" w:hAnsi="Times New Roman" w:cs="Times New Roman"/>
-          <w:b/>
-          <w:bCs/>
-          <w:sz w:val="24"/>
-          <w:szCs w:val="24"/>
-        </w:rPr>
-        <w:t>:</w:t>
+        <w:t>Testing &amp; DevOps:</w:t>
       </w:r>
       <w:r>
         <w:rPr>
@@ -766,7 +626,7 @@
           <w:sz w:val="24"/>
           <w:szCs w:val="24"/>
         </w:rPr>
-        <w:t xml:space="preserve"> </w:t>
+        <w:t xml:space="preserve"> PostgreSQL, MongoDB, </w:t>
       </w:r>
       <w:proofErr w:type="spellStart"/>
       <w:r>
@@ -775,7 +635,7 @@
           <w:sz w:val="24"/>
           <w:szCs w:val="24"/>
         </w:rPr>
-        <w:t>PostgreSQL</w:t>
+        <w:t>Redis</w:t>
       </w:r>
       <w:proofErr w:type="spellEnd"/>
       <w:r>
@@ -784,61 +644,7 @@
           <w:sz w:val="24"/>
           <w:szCs w:val="24"/>
         </w:rPr>
-        <w:t xml:space="preserve">, </w:t>
-      </w:r>
-      <w:proofErr w:type="spellStart"/>
-      <w:r>
-        <w:rPr>
-          <w:rFonts w:ascii="Times New Roman" w:eastAsia="Times New Roman" w:hAnsi="Times New Roman" w:cs="Times New Roman"/>
-          <w:sz w:val="24"/>
-          <w:szCs w:val="24"/>
-        </w:rPr>
-        <w:t>MongoDB</w:t>
-      </w:r>
-      <w:proofErr w:type="spellEnd"/>
-      <w:r>
-        <w:rPr>
-          <w:rFonts w:ascii="Times New Roman" w:eastAsia="Times New Roman" w:hAnsi="Times New Roman" w:cs="Times New Roman"/>
-          <w:sz w:val="24"/>
-          <w:szCs w:val="24"/>
-        </w:rPr>
-        <w:t xml:space="preserve">, </w:t>
-      </w:r>
-      <w:proofErr w:type="spellStart"/>
-      <w:r>
-        <w:rPr>
-          <w:rFonts w:ascii="Times New Roman" w:eastAsia="Times New Roman" w:hAnsi="Times New Roman" w:cs="Times New Roman"/>
-          <w:sz w:val="24"/>
-          <w:szCs w:val="24"/>
-        </w:rPr>
-        <w:t>Redis</w:t>
-      </w:r>
-      <w:proofErr w:type="spellEnd"/>
-      <w:r>
-        <w:rPr>
-          <w:rFonts w:ascii="Times New Roman" w:eastAsia="Times New Roman" w:hAnsi="Times New Roman" w:cs="Times New Roman"/>
-          <w:sz w:val="24"/>
-          <w:szCs w:val="24"/>
-        </w:rPr>
-        <w:t xml:space="preserve">, MySQL, </w:t>
-      </w:r>
-      <w:proofErr w:type="spellStart"/>
-      <w:r>
-        <w:rPr>
-          <w:rFonts w:ascii="Times New Roman" w:eastAsia="Times New Roman" w:hAnsi="Times New Roman" w:cs="Times New Roman"/>
-          <w:sz w:val="24"/>
-          <w:szCs w:val="24"/>
-        </w:rPr>
-        <w:t>NoSQL</w:t>
-      </w:r>
-      <w:proofErr w:type="spellEnd"/>
-      <w:r>
-        <w:rPr>
-          <w:rFonts w:ascii="Times New Roman" w:eastAsia="Times New Roman" w:hAnsi="Times New Roman" w:cs="Times New Roman"/>
-          <w:sz w:val="24"/>
-          <w:szCs w:val="24"/>
-        </w:rPr>
-        <w:t>, SQL optimization</w:t>
+        <w:t>, MySQL, NoSQL, SQL optimization</w:t>
       </w:r>
     </w:p>
     <w:p>
@@ -958,43 +764,7 @@
           <w:sz w:val="24"/>
           <w:szCs w:val="24"/>
         </w:rPr>
-        <w:t xml:space="preserve">Architected and deployed scalable </w:t>
-      </w:r>
-      <w:proofErr w:type="spellStart"/>
-      <w:r>
-        <w:rPr>
-          <w:rFonts w:ascii="Times New Roman" w:eastAsia="Times New Roman" w:hAnsi="Times New Roman" w:cs="Times New Roman"/>
-          <w:sz w:val="24"/>
-          <w:szCs w:val="24"/>
-        </w:rPr>
-        <w:t>RESTful</w:t>
-      </w:r>
-      <w:proofErr w:type="spellEnd"/>
-      <w:r>
-        <w:rPr>
-          <w:rFonts w:ascii="Times New Roman" w:eastAsia="Times New Roman" w:hAnsi="Times New Roman" w:cs="Times New Roman"/>
-          <w:sz w:val="24"/>
-          <w:szCs w:val="24"/>
-        </w:rPr>
-        <w:t xml:space="preserve"> APIs for decentralized financial platforms, ensuring sub-200ms latency and secure on-chain data access using Node.js and </w:t>
-      </w:r>
-      <w:proofErr w:type="spellStart"/>
-      <w:r>
-        <w:rPr>
-          <w:rFonts w:ascii="Times New Roman" w:eastAsia="Times New Roman" w:hAnsi="Times New Roman" w:cs="Times New Roman"/>
-          <w:sz w:val="24"/>
-          <w:szCs w:val="24"/>
-        </w:rPr>
-        <w:t>PostgreSQL</w:t>
-      </w:r>
-      <w:proofErr w:type="spellEnd"/>
-      <w:r>
-        <w:rPr>
-          <w:rFonts w:ascii="Times New Roman" w:eastAsia="Times New Roman" w:hAnsi="Times New Roman" w:cs="Times New Roman"/>
-          <w:sz w:val="24"/>
-          <w:szCs w:val="24"/>
-        </w:rPr>
-        <w:t>.</w:t>
+        <w:t>Architected and deployed scalable RESTful APIs for decentralized financial platforms, ensuring sub-200ms latency and secure on-chain data access using Node.js and PostgreSQL.</w:t>
       </w:r>
     </w:p>
     <w:p>
@@ -1178,25 +948,7 @@
           <w:sz w:val="24"/>
           <w:szCs w:val="24"/>
         </w:rPr>
-        <w:t xml:space="preserve"> orchestrated via </w:t>
-      </w:r>
-      <w:proofErr w:type="spellStart"/>
-      <w:r>
-        <w:rPr>
-          <w:rFonts w:ascii="Times New Roman" w:eastAsia="Times New Roman" w:hAnsi="Times New Roman" w:cs="Times New Roman"/>
-          <w:sz w:val="24"/>
-          <w:szCs w:val="24"/>
-        </w:rPr>
-        <w:t>GitHub</w:t>
-      </w:r>
-      <w:proofErr w:type="spellEnd"/>
-      <w:r>
-        <w:rPr>
-          <w:rFonts w:ascii="Times New Roman" w:eastAsia="Times New Roman" w:hAnsi="Times New Roman" w:cs="Times New Roman"/>
-          <w:sz w:val="24"/>
-          <w:szCs w:val="24"/>
-        </w:rPr>
-        <w:t xml:space="preserve"> Actions for CI/CD, improving deployment frequency by 40%.</w:t>
+        <w:t xml:space="preserve"> orchestrated via GitHub Actions for CI/CD, improving deployment frequency by 40%.</w:t>
       </w:r>
     </w:p>
     <w:p>
@@ -1500,25 +1252,7 @@
           <w:sz w:val="24"/>
           <w:szCs w:val="24"/>
         </w:rPr>
-        <w:t xml:space="preserve">Designed </w:t>
-      </w:r>
-      <w:proofErr w:type="spellStart"/>
-      <w:r>
-        <w:rPr>
-          <w:rFonts w:ascii="Times New Roman" w:eastAsia="Times New Roman" w:hAnsi="Times New Roman" w:cs="Times New Roman"/>
-          <w:sz w:val="24"/>
-          <w:szCs w:val="24"/>
-        </w:rPr>
-        <w:t>PostgreSQL</w:t>
-      </w:r>
-      <w:proofErr w:type="spellEnd"/>
-      <w:r>
-        <w:rPr>
-          <w:rFonts w:ascii="Times New Roman" w:eastAsia="Times New Roman" w:hAnsi="Times New Roman" w:cs="Times New Roman"/>
-          <w:sz w:val="24"/>
-          <w:szCs w:val="24"/>
-        </w:rPr>
-        <w:t xml:space="preserve"> schemas for </w:t>
+        <w:t xml:space="preserve">Designed PostgreSQL schemas for </w:t>
       </w:r>
       <w:proofErr w:type="spellStart"/>
       <w:r>
@@ -1921,43 +1655,7 @@
           <w:sz w:val="24"/>
           <w:szCs w:val="24"/>
         </w:rPr>
-        <w:t xml:space="preserve">Created modular APIs and admin dashboards for financial </w:t>
-      </w:r>
-      <w:proofErr w:type="spellStart"/>
-      <w:r>
-        <w:rPr>
-          <w:rFonts w:ascii="Times New Roman" w:eastAsia="Times New Roman" w:hAnsi="Times New Roman" w:cs="Times New Roman"/>
-          <w:sz w:val="24"/>
-          <w:szCs w:val="24"/>
-        </w:rPr>
-        <w:t>SaaS</w:t>
-      </w:r>
-      <w:proofErr w:type="spellEnd"/>
-      <w:r>
-        <w:rPr>
-          <w:rFonts w:ascii="Times New Roman" w:eastAsia="Times New Roman" w:hAnsi="Times New Roman" w:cs="Times New Roman"/>
-          <w:sz w:val="24"/>
-          <w:szCs w:val="24"/>
-        </w:rPr>
-        <w:t xml:space="preserve"> applications, leveraging </w:t>
-      </w:r>
-      <w:proofErr w:type="spellStart"/>
-      <w:r>
-        <w:rPr>
-          <w:rFonts w:ascii="Times New Roman" w:eastAsia="Times New Roman" w:hAnsi="Times New Roman" w:cs="Times New Roman"/>
-          <w:sz w:val="24"/>
-          <w:szCs w:val="24"/>
-        </w:rPr>
-        <w:t>PostgreSQL</w:t>
-      </w:r>
-      <w:proofErr w:type="spellEnd"/>
-      <w:r>
-        <w:rPr>
-          <w:rFonts w:ascii="Times New Roman" w:eastAsia="Times New Roman" w:hAnsi="Times New Roman" w:cs="Times New Roman"/>
-          <w:sz w:val="24"/>
-          <w:szCs w:val="24"/>
-        </w:rPr>
-        <w:t xml:space="preserve"> and </w:t>
+        <w:t xml:space="preserve">Created modular APIs and admin dashboards for financial SaaS applications, leveraging PostgreSQL and </w:t>
       </w:r>
       <w:proofErr w:type="spellStart"/>
       <w:r>
@@ -2992,41 +2690,13 @@
           <w:szCs w:val="24"/>
         </w:rPr>
       </w:pPr>
-      <w:proofErr w:type="spellStart"/>
-      <w:r>
-        <w:rPr>
-          <w:rFonts w:ascii="Times New Roman" w:eastAsia="Times New Roman" w:hAnsi="Times New Roman" w:cs="Times New Roman"/>
-          <w:sz w:val="24"/>
-          <w:szCs w:val="24"/>
-        </w:rPr>
-        <w:t>MongoDB</w:t>
-      </w:r>
-      <w:proofErr w:type="spellEnd"/>
-      <w:r>
-        <w:rPr>
-          <w:rFonts w:ascii="Times New Roman" w:eastAsia="Times New Roman" w:hAnsi="Times New Roman" w:cs="Times New Roman"/>
-          <w:sz w:val="24"/>
-          <w:szCs w:val="24"/>
-        </w:rPr>
-        <w:t xml:space="preserve"> for Developers (</w:t>
-      </w:r>
-      <w:proofErr w:type="spellStart"/>
-      <w:r>
-        <w:rPr>
-          <w:rFonts w:ascii="Times New Roman" w:eastAsia="Times New Roman" w:hAnsi="Times New Roman" w:cs="Times New Roman"/>
-          <w:sz w:val="24"/>
-          <w:szCs w:val="24"/>
-        </w:rPr>
-        <w:t>MongoDB</w:t>
-      </w:r>
-      <w:proofErr w:type="spellEnd"/>
-      <w:r>
-        <w:rPr>
-          <w:rFonts w:ascii="Times New Roman" w:eastAsia="Times New Roman" w:hAnsi="Times New Roman" w:cs="Times New Roman"/>
-          <w:sz w:val="24"/>
-          <w:szCs w:val="24"/>
-        </w:rPr>
-        <w:t xml:space="preserve"> University)</w:t>
+      <w:r>
+        <w:rPr>
+          <w:rFonts w:ascii="Times New Roman" w:eastAsia="Times New Roman" w:hAnsi="Times New Roman" w:cs="Times New Roman"/>
+          <w:sz w:val="24"/>
+          <w:szCs w:val="24"/>
+        </w:rPr>
+        <w:t>MongoDB for Developers (MongoDB University)</w:t>
       </w:r>
     </w:p>
     <w:p>
@@ -3050,25 +2720,7 @@
           <w:sz w:val="24"/>
           <w:szCs w:val="24"/>
         </w:rPr>
-        <w:t>Python for Data Structures and Algorithms (</w:t>
-      </w:r>
-      <w:proofErr w:type="spellStart"/>
-      <w:r>
-        <w:rPr>
-          <w:rFonts w:ascii="Times New Roman" w:eastAsia="Times New Roman" w:hAnsi="Times New Roman" w:cs="Times New Roman"/>
-          <w:sz w:val="24"/>
-          <w:szCs w:val="24"/>
-        </w:rPr>
-        <w:t>Coursera</w:t>
-      </w:r>
-      <w:proofErr w:type="spellEnd"/>
-      <w:r>
-        <w:rPr>
-          <w:rFonts w:ascii="Times New Roman" w:eastAsia="Times New Roman" w:hAnsi="Times New Roman" w:cs="Times New Roman"/>
-          <w:sz w:val="24"/>
-          <w:szCs w:val="24"/>
-        </w:rPr>
-        <w:t>)</w:t>
+        <w:t>Python for Data Structures and Algorithms (Coursera)</w:t>
       </w:r>
     </w:p>
     <w:p>
@@ -7392,7 +7044,7 @@
 </file>
 
 <file path=customXml/itemProps1.xml><?xml version="1.0" encoding="utf-8"?>
-<ds:datastoreItem xmlns:ds="http://schemas.openxmlformats.org/officeDocument/2006/customXml" ds:itemID="{225ED0A0-DF19-48E8-9781-237846037D35}">
+<ds:datastoreItem xmlns:ds="http://schemas.openxmlformats.org/officeDocument/2006/customXml" ds:itemID="{5801A051-6825-4337-A714-251344622D28}">
   <ds:schemaRefs>
     <ds:schemaRef ds:uri="http://schemas.openxmlformats.org/officeDocument/2006/bibliography"/>
   </ds:schemaRefs>

--- a/Taylor/React Node Rust Web3/Taylor Pentz.docx
+++ b/Taylor/React Node Rust Web3/Taylor Pentz.docx
@@ -49,16 +49,40 @@
         </w:rPr>
         <w:br/>
       </w:r>
+      <w:bookmarkStart w:id="0" w:name="_GoBack"/>
       <w:r>
         <w:rPr>
           <w:rFonts w:ascii="Arial Black" w:eastAsia="Times New Roman" w:hAnsi="Arial Black" w:cs="Times New Roman"/>
           <w:b/>
           <w:bCs/>
-          <w:sz w:val="32"/>
+          <w:sz w:val="24"/>
           <w:szCs w:val="32"/>
         </w:rPr>
-        <w:t>Senior Software Engineer</w:t>
-      </w:r>
+        <w:t xml:space="preserve">Senior Software Engineer — React | Node.js | </w:t>
+      </w:r>
+      <w:proofErr w:type="spellStart"/>
+      <w:r>
+        <w:rPr>
+          <w:rFonts w:ascii="Arial Black" w:eastAsia="Times New Roman" w:hAnsi="Arial Black" w:cs="Times New Roman"/>
+          <w:b/>
+          <w:bCs/>
+          <w:sz w:val="24"/>
+          <w:szCs w:val="32"/>
+        </w:rPr>
+        <w:t>TypeScript</w:t>
+      </w:r>
+      <w:proofErr w:type="spellEnd"/>
+      <w:r>
+        <w:rPr>
+          <w:rFonts w:ascii="Arial Black" w:eastAsia="Times New Roman" w:hAnsi="Arial Black" w:cs="Times New Roman"/>
+          <w:b/>
+          <w:bCs/>
+          <w:sz w:val="24"/>
+          <w:szCs w:val="32"/>
+        </w:rPr>
+        <w:t xml:space="preserve"> | AWS</w:t>
+      </w:r>
+      <w:bookmarkEnd w:id="0"/>
       <w:r>
         <w:rPr>
           <w:rFonts w:ascii="Times New Roman" w:eastAsia="Times New Roman" w:hAnsi="Times New Roman" w:cs="Times New Roman"/>
@@ -147,8 +171,6 @@
         </w:rPr>
         <w:t>Professional Summary</w:t>
       </w:r>
-      <w:bookmarkStart w:id="0" w:name="_GoBack"/>
-      <w:bookmarkEnd w:id="0"/>
     </w:p>
     <w:p>
       <w:pPr>
@@ -7044,7 +7066,7 @@
 </file>
 
 <file path=customXml/itemProps1.xml><?xml version="1.0" encoding="utf-8"?>
-<ds:datastoreItem xmlns:ds="http://schemas.openxmlformats.org/officeDocument/2006/customXml" ds:itemID="{5801A051-6825-4337-A714-251344622D28}">
+<ds:datastoreItem xmlns:ds="http://schemas.openxmlformats.org/officeDocument/2006/customXml" ds:itemID="{C5EBCA3E-7980-40A8-BBF4-1730FF81A039}">
   <ds:schemaRefs>
     <ds:schemaRef ds:uri="http://schemas.openxmlformats.org/officeDocument/2006/bibliography"/>
   </ds:schemaRefs>
